--- a/deliverables/SPRINT_V4-V9/NEW_V9_FORMER_V27_Sprint_Production_Package/02_RUN_OF_SHOW/Run_of_Show.docx
+++ b/deliverables/SPRINT_V4-V9/NEW_V9_FORMER_V27_Sprint_Production_Package/02_RUN_OF_SHOW/Run_of_Show.docx
@@ -188,7 +188,7 @@
         <w:rPr>
           <w:sz w:val="21"/>
         </w:rPr>
-        <w:t>786</w:t>
+        <w:t>785</w:t>
       </w:r>
     </w:p>
     <w:p>
@@ -207,7 +207,7 @@
         <w:rPr>
           <w:sz w:val="21"/>
         </w:rPr>
-        <w:t>5:25 to 6:03. Not a runtime.</w:t>
+        <w:t>5:25 to 6:02. Not a runtime.</w:t>
       </w:r>
     </w:p>
     <w:p>
@@ -226,7 +226,7 @@
         <w:rPr>
           <w:sz w:val="21"/>
         </w:rPr>
-        <w:t>Sunday, September 13, 2026 | 8:00 PM CT</w:t>
+        <w:t>Sunday, September 13, 2026 | 8:44 PM CT</w:t>
       </w:r>
     </w:p>
     <w:p>
@@ -1016,7 +1016,7 @@
                 <w:i w:val="0"/>
                 <w:sz w:val="17"/>
               </w:rPr>
-              <w:t>45</w:t>
+              <w:t>44</w:t>
             </w:r>
           </w:p>
         </w:tc>
@@ -1760,7 +1760,7 @@
         <w:rPr>
           <w:sz w:val="21"/>
         </w:rPr>
-        <w:t>21 camera stretches against 12 full-screen cues. 676 of 786 spoken words are delivered on camera.</w:t>
+        <w:t>21 camera stretches against 12 full-screen cues. 675 of 785 spoken words are delivered on camera.</w:t>
       </w:r>
     </w:p>
     <w:p>

--- a/deliverables/SPRINT_V4-V9/NEW_V9_FORMER_V27_Sprint_Production_Package/02_RUN_OF_SHOW/Run_of_Show.docx
+++ b/deliverables/SPRINT_V4-V9/NEW_V9_FORMER_V27_Sprint_Production_Package/02_RUN_OF_SHOW/Run_of_Show.docx
@@ -226,7 +226,7 @@
         <w:rPr>
           <w:sz w:val="21"/>
         </w:rPr>
-        <w:t>Sunday, September 13, 2026 | 8:44 PM CT</w:t>
+        <w:t>Monday, September 14, 2026 | 5:48 AM CT</w:t>
       </w:r>
     </w:p>
     <w:p>
